--- a/downloads/정보처리기사 실기 복원2025.docx
+++ b/downloads/정보처리기사 실기 복원2025.docx
@@ -530,12 +530,36 @@
           <w:lang w:eastAsia="ko-KR"/>
         </w:rPr>
       </w:pPr>
-      <w:r>
-        <w:rPr>
-          <w:color w:val="191919"/>
-          <w:lang w:eastAsia="ko-KR"/>
-        </w:rPr>
-        <w:t>() 은/는 3글자의 영어 약자로 이루어진 오류 기법으로 데이터를 전송하거나 저장할 때 데이터의 오류를 감지하는 데 사용되는 오류 검출 코드이다.</w:t>
+      <w:proofErr w:type="gramStart"/>
+      <w:r>
+        <w:rPr>
+          <w:color w:val="191919"/>
+          <w:lang w:eastAsia="ko-KR"/>
+        </w:rPr>
+        <w:t>(</w:t>
+      </w:r>
+      <w:r>
+        <w:rPr>
+          <w:rFonts w:eastAsia="맑은 고딕" w:hint="eastAsia"/>
+          <w:color w:val="191919"/>
+          <w:lang w:eastAsia="ko-KR"/>
+        </w:rPr>
+        <w:t xml:space="preserve">    </w:t>
+      </w:r>
+      <w:r>
+        <w:rPr>
+          <w:color w:val="191919"/>
+          <w:lang w:eastAsia="ko-KR"/>
+        </w:rPr>
+        <w:t>)</w:t>
+      </w:r>
+      <w:proofErr w:type="gramEnd"/>
+      <w:r>
+        <w:rPr>
+          <w:color w:val="191919"/>
+          <w:lang w:eastAsia="ko-KR"/>
+        </w:rPr>
+        <w:t xml:space="preserve"> 은/는 3글자의 영어 약자로 이루어진 오류 기법으로 데이터를 전송하거나 저장할 때 데이터의 오류를 감지하는 데 사용되는 오류 검출 코드이다.</w:t>
       </w:r>
     </w:p>
     <w:p>
@@ -545,12 +569,36 @@
           <w:lang w:eastAsia="ko-KR"/>
         </w:rPr>
       </w:pPr>
-      <w:r>
-        <w:rPr>
-          <w:color w:val="191919"/>
-          <w:lang w:eastAsia="ko-KR"/>
-        </w:rPr>
-        <w:t xml:space="preserve">() 은/는 데이터에 </w:t>
+      <w:proofErr w:type="gramStart"/>
+      <w:r>
+        <w:rPr>
+          <w:color w:val="191919"/>
+          <w:lang w:eastAsia="ko-KR"/>
+        </w:rPr>
+        <w:t>(</w:t>
+      </w:r>
+      <w:r>
+        <w:rPr>
+          <w:rFonts w:eastAsia="맑은 고딕" w:hint="eastAsia"/>
+          <w:color w:val="191919"/>
+          <w:lang w:eastAsia="ko-KR"/>
+        </w:rPr>
+        <w:t xml:space="preserve">    </w:t>
+      </w:r>
+      <w:r>
+        <w:rPr>
+          <w:color w:val="191919"/>
+          <w:lang w:eastAsia="ko-KR"/>
+        </w:rPr>
+        <w:t>)</w:t>
+      </w:r>
+      <w:proofErr w:type="gramEnd"/>
+      <w:r>
+        <w:rPr>
+          <w:color w:val="191919"/>
+          <w:lang w:eastAsia="ko-KR"/>
+        </w:rPr>
+        <w:t xml:space="preserve"> 은/는 데이터에 </w:t>
       </w:r>
       <w:proofErr w:type="spellStart"/>
       <w:r>
@@ -592,12 +640,36 @@
           <w:lang w:eastAsia="ko-KR"/>
         </w:rPr>
       </w:pPr>
-      <w:r>
-        <w:rPr>
-          <w:color w:val="191919"/>
-          <w:lang w:eastAsia="ko-KR"/>
-        </w:rPr>
-        <w:t>() 은/는 데이터 전송의 안정성을 높이는 데 중요한 역할을 한다.</w:t>
+      <w:proofErr w:type="gramStart"/>
+      <w:r>
+        <w:rPr>
+          <w:color w:val="191919"/>
+          <w:lang w:eastAsia="ko-KR"/>
+        </w:rPr>
+        <w:t>(</w:t>
+      </w:r>
+      <w:r>
+        <w:rPr>
+          <w:rFonts w:eastAsia="맑은 고딕" w:hint="eastAsia"/>
+          <w:color w:val="191919"/>
+          <w:lang w:eastAsia="ko-KR"/>
+        </w:rPr>
+        <w:t xml:space="preserve">    </w:t>
+      </w:r>
+      <w:r>
+        <w:rPr>
+          <w:color w:val="191919"/>
+          <w:lang w:eastAsia="ko-KR"/>
+        </w:rPr>
+        <w:t>)</w:t>
+      </w:r>
+      <w:proofErr w:type="gramEnd"/>
+      <w:r>
+        <w:rPr>
+          <w:color w:val="191919"/>
+          <w:lang w:eastAsia="ko-KR"/>
+        </w:rPr>
+        <w:t xml:space="preserve"> 은/는 데이터 전송의 안정성을 높이는 데 중요한 역할을 한다.</w:t>
       </w:r>
     </w:p>
     <w:p>
@@ -628,7 +700,38 @@
           <w:color w:val="191919"/>
           <w:lang w:eastAsia="ko-KR"/>
         </w:rPr>
-        <w:t xml:space="preserve"> () 값으로 삼는다.</w:t>
+        <w:t xml:space="preserve"> </w:t>
+      </w:r>
+      <w:proofErr w:type="gramStart"/>
+      <w:r>
+        <w:rPr>
+          <w:color w:val="191919"/>
+          <w:lang w:eastAsia="ko-KR"/>
+        </w:rPr>
+        <w:t>(</w:t>
+      </w:r>
+      <w:r>
+        <w:rPr>
+          <w:rFonts w:eastAsia="맑은 고딕" w:hint="eastAsia"/>
+          <w:color w:val="191919"/>
+          <w:lang w:eastAsia="ko-KR"/>
+        </w:rPr>
+        <w:t xml:space="preserve">    </w:t>
+      </w:r>
+      <w:r>
+        <w:rPr>
+          <w:color w:val="191919"/>
+          <w:lang w:eastAsia="ko-KR"/>
+        </w:rPr>
+        <w:t>)</w:t>
+      </w:r>
+      <w:proofErr w:type="gramEnd"/>
+      <w:r>
+        <w:rPr>
+          <w:color w:val="191919"/>
+          <w:lang w:eastAsia="ko-KR"/>
+        </w:rPr>
+        <w:t xml:space="preserve"> 값으로 삼는다.</w:t>
       </w:r>
     </w:p>
     <w:p>
@@ -846,7 +949,7 @@
         <w:spacing w:after="100" w:line="307" w:lineRule="auto"/>
         <w:ind w:leftChars="400" w:left="800"/>
         <w:rPr>
-          <w:rFonts w:eastAsia="맑은 고딕"/>
+          <w:rFonts w:eastAsia="맑은 고딕" w:hint="eastAsia"/>
           <w:color w:val="191919"/>
           <w:lang w:eastAsia="ko-KR"/>
         </w:rPr>
@@ -1024,7 +1127,7 @@
         <w:spacing w:after="100" w:line="307" w:lineRule="auto"/>
         <w:ind w:leftChars="400" w:left="800"/>
         <w:rPr>
-          <w:rFonts w:eastAsia="맑은 고딕"/>
+          <w:rFonts w:eastAsia="맑은 고딕" w:hint="eastAsia"/>
           <w:color w:val="191919"/>
           <w:lang w:eastAsia="ko-KR"/>
         </w:rPr>
